--- a/pages/pg/proc/tmp_doc_client_one_m.docx
+++ b/pages/pg/proc/tmp_doc_client_one_m.docx
@@ -3444,16 +3444,16 @@
           <w:szCs w:val="16"/>
           <w:lang w:eastAsia="ru-RU"/>
         </w:rPr>
-        <w:t>31.12.201</w:t>
-      </w:r>
-      <w:r>
-        <w:rPr>
-          <w:rFonts w:ascii="Tahoma" w:eastAsia="Times New Roman" w:hAnsi="Tahoma" w:cs="Tahoma"/>
-          <w:sz w:val="16"/>
-          <w:szCs w:val="16"/>
-          <w:lang w:eastAsia="ru-RU"/>
-        </w:rPr>
-        <w:t>9</w:t>
+        <w:t>31.12.202</w:t>
+      </w:r>
+      <w:r>
+        <w:rPr>
+          <w:rFonts w:ascii="Tahoma" w:eastAsia="Times New Roman" w:hAnsi="Tahoma" w:cs="Tahoma"/>
+          <w:sz w:val="16"/>
+          <w:szCs w:val="16"/>
+          <w:lang w:eastAsia="ru-RU"/>
+        </w:rPr>
+        <w:t>1</w:t>
       </w:r>
       <w:r>
         <w:rPr>

--- a/pages/pg/proc/tmp_doc_client_one_m.docx
+++ b/pages/pg/proc/tmp_doc_client_one_m.docx
@@ -130,16 +130,7 @@
           <w:szCs w:val="16"/>
           <w:lang w:eastAsia="ru-RU"/>
         </w:rPr>
-        <w:t>Частное предприятие</w:t>
-      </w:r>
-      <w:r>
-        <w:rPr>
-          <w:rFonts w:ascii="Tahoma" w:eastAsia="Times New Roman" w:hAnsi="Tahoma" w:cs="Tahoma"/>
-          <w:sz w:val="16"/>
-          <w:szCs w:val="16"/>
-          <w:lang w:eastAsia="ru-RU"/>
-        </w:rPr>
-        <w:t xml:space="preserve"> </w:t>
+        <w:t xml:space="preserve">Частное предприятие </w:t>
       </w:r>
       <w:r>
         <w:rPr>
@@ -3451,10 +3442,12 @@
           <w:rFonts w:ascii="Tahoma" w:eastAsia="Times New Roman" w:hAnsi="Tahoma" w:cs="Tahoma"/>
           <w:sz w:val="16"/>
           <w:szCs w:val="16"/>
-          <w:lang w:eastAsia="ru-RU"/>
-        </w:rPr>
-        <w:t>1</w:t>
-      </w:r>
+          <w:lang w:val="en-US" w:eastAsia="ru-RU"/>
+        </w:rPr>
+        <w:t>2</w:t>
+      </w:r>
+      <w:bookmarkStart w:id="0" w:name="_GoBack"/>
+      <w:bookmarkEnd w:id="0"/>
       <w:r>
         <w:rPr>
           <w:rFonts w:ascii="Tahoma" w:eastAsia="Times New Roman" w:hAnsi="Tahoma" w:cs="Tahoma"/>
@@ -4100,19 +4093,7 @@
                 <w:szCs w:val="16"/>
                 <w:lang w:eastAsia="ru-RU"/>
               </w:rPr>
-              <w:t xml:space="preserve">Частное </w:t>
-            </w:r>
-            <w:bookmarkStart w:id="0" w:name="_GoBack"/>
-            <w:bookmarkEnd w:id="0"/>
-            <w:r>
-              <w:rPr>
-                <w:rFonts w:ascii="Tahoma" w:eastAsia="Times New Roman" w:hAnsi="Tahoma" w:cs="Tahoma"/>
-                <w:color w:val="000000"/>
-                <w:sz w:val="16"/>
-                <w:szCs w:val="16"/>
-                <w:lang w:eastAsia="ru-RU"/>
-              </w:rPr>
-              <w:t xml:space="preserve">Предприятие «Мечта клиента» </w:t>
+              <w:t xml:space="preserve">Частное Предприятие «Мечта клиента» </w:t>
             </w:r>
           </w:p>
           <w:p>
@@ -5997,7 +5978,7 @@
 </file>
 
 <file path=customXml/itemProps1.xml><?xml version="1.0" encoding="utf-8"?>
-<ds:datastoreItem xmlns:ds="http://schemas.openxmlformats.org/officeDocument/2006/customXml" ds:itemID="{35AFB9CF-32D7-4755-865D-E473B99F3E3A}">
+<ds:datastoreItem xmlns:ds="http://schemas.openxmlformats.org/officeDocument/2006/customXml" ds:itemID="{86B6A3D4-C65D-421D-B15B-6A5CBF5F9B14}">
   <ds:schemaRefs>
     <ds:schemaRef ds:uri="http://schemas.openxmlformats.org/officeDocument/2006/bibliography"/>
   </ds:schemaRefs>

--- a/pages/pg/proc/tmp_doc_client_one_m.docx
+++ b/pages/pg/proc/tmp_doc_client_one_m.docx
@@ -3408,43 +3408,15 @@
           <w:lang w:eastAsia="ru-RU"/>
         </w:rPr>
         <w:tab/>
-        <w:t>Договор вступает в силу со дня его подписания и действует</w:t>
-      </w:r>
-      <w:r>
-        <w:rPr>
-          <w:rFonts w:ascii="Tahoma" w:eastAsia="Times New Roman" w:hAnsi="Tahoma" w:cs="Tahoma"/>
-          <w:sz w:val="16"/>
-          <w:szCs w:val="16"/>
-          <w:lang w:eastAsia="ru-RU"/>
-        </w:rPr>
-        <w:t xml:space="preserve"> </w:t>
-      </w:r>
-      <w:r>
-        <w:rPr>
-          <w:rFonts w:ascii="Tahoma" w:eastAsia="Times New Roman" w:hAnsi="Tahoma" w:cs="Tahoma"/>
-          <w:sz w:val="16"/>
-          <w:szCs w:val="16"/>
-          <w:lang w:eastAsia="ru-RU"/>
-        </w:rPr>
-        <w:t xml:space="preserve">до </w:t>
-      </w:r>
-      <w:r>
-        <w:rPr>
-          <w:rFonts w:ascii="Tahoma" w:eastAsia="Times New Roman" w:hAnsi="Tahoma" w:cs="Tahoma"/>
-          <w:sz w:val="16"/>
-          <w:szCs w:val="16"/>
-          <w:lang w:eastAsia="ru-RU"/>
-        </w:rPr>
-        <w:t>31.12.202</w:t>
-      </w:r>
-      <w:r>
-        <w:rPr>
-          <w:rFonts w:ascii="Tahoma" w:eastAsia="Times New Roman" w:hAnsi="Tahoma" w:cs="Tahoma"/>
-          <w:sz w:val="16"/>
-          <w:szCs w:val="16"/>
-          <w:lang w:val="en-US" w:eastAsia="ru-RU"/>
-        </w:rPr>
-        <w:t>2</w:t>
+      </w:r>
+      <w:r>
+        <w:rPr>
+          <w:rFonts w:ascii="Tahoma" w:eastAsia="Times New Roman" w:hAnsi="Tahoma" w:cs="Tahoma"/>
+          <w:sz w:val="16"/>
+          <w:szCs w:val="16"/>
+          <w:lang w:eastAsia="ru-RU"/>
+        </w:rPr>
+        <w:t>Договор вступает в силу с момента его подписания и действует до полного исполнениями Сторонами принятых на себя по настоящему договору обязательств</w:t>
       </w:r>
       <w:bookmarkStart w:id="0" w:name="_GoBack"/>
       <w:bookmarkEnd w:id="0"/>
@@ -3455,61 +3427,7 @@
           <w:szCs w:val="16"/>
           <w:lang w:eastAsia="ru-RU"/>
         </w:rPr>
-        <w:t>г</w:t>
-      </w:r>
-      <w:r>
-        <w:rPr>
-          <w:rFonts w:ascii="Tahoma" w:eastAsia="Times New Roman" w:hAnsi="Tahoma" w:cs="Tahoma"/>
-          <w:sz w:val="16"/>
-          <w:szCs w:val="16"/>
-          <w:lang w:eastAsia="ru-RU"/>
-        </w:rPr>
         <w:t>.</w:t>
-      </w:r>
-      <w:r>
-        <w:rPr>
-          <w:rFonts w:ascii="Tahoma" w:eastAsia="Times New Roman" w:hAnsi="Tahoma" w:cs="Tahoma"/>
-          <w:sz w:val="16"/>
-          <w:szCs w:val="16"/>
-          <w:lang w:eastAsia="ru-RU"/>
-        </w:rPr>
-        <w:t xml:space="preserve"> В случае если по истечении </w:t>
-      </w:r>
-      <w:r>
-        <w:rPr>
-          <w:rFonts w:ascii="Tahoma" w:eastAsia="Times New Roman" w:hAnsi="Tahoma" w:cs="Tahoma"/>
-          <w:sz w:val="16"/>
-          <w:szCs w:val="16"/>
-          <w:lang w:eastAsia="ru-RU"/>
-        </w:rPr>
-        <w:t xml:space="preserve">указанного срока </w:t>
-      </w:r>
-      <w:r>
-        <w:rPr>
-          <w:rFonts w:ascii="Tahoma" w:eastAsia="Times New Roman" w:hAnsi="Tahoma" w:cs="Tahoma"/>
-          <w:sz w:val="16"/>
-          <w:szCs w:val="16"/>
-          <w:lang w:eastAsia="ru-RU"/>
-        </w:rPr>
-        <w:t xml:space="preserve">ни одна из Сторон не заявит о желании расторгнуть договор в порядке п. 8.8., действие договора считается пролонгированным на </w:t>
-      </w:r>
-      <w:r>
-        <w:rPr>
-          <w:rFonts w:ascii="Tahoma" w:eastAsia="Times New Roman" w:hAnsi="Tahoma" w:cs="Tahoma"/>
-          <w:sz w:val="16"/>
-          <w:szCs w:val="16"/>
-          <w:lang w:eastAsia="ru-RU"/>
-        </w:rPr>
-        <w:t>каждый по</w:t>
-      </w:r>
-      <w:r>
-        <w:rPr>
-          <w:rFonts w:ascii="Tahoma" w:eastAsia="Times New Roman" w:hAnsi="Tahoma" w:cs="Tahoma"/>
-          <w:sz w:val="16"/>
-          <w:szCs w:val="16"/>
-          <w:lang w:eastAsia="ru-RU"/>
-        </w:rPr>
-        <w:t>следующий календарный год.</w:t>
       </w:r>
     </w:p>
     <w:p>
@@ -5978,7 +5896,7 @@
 </file>
 
 <file path=customXml/itemProps1.xml><?xml version="1.0" encoding="utf-8"?>
-<ds:datastoreItem xmlns:ds="http://schemas.openxmlformats.org/officeDocument/2006/customXml" ds:itemID="{86B6A3D4-C65D-421D-B15B-6A5CBF5F9B14}">
+<ds:datastoreItem xmlns:ds="http://schemas.openxmlformats.org/officeDocument/2006/customXml" ds:itemID="{3E2B3F2A-3FF7-4CCE-A66A-6BD28ADFAEFB}">
   <ds:schemaRefs>
     <ds:schemaRef ds:uri="http://schemas.openxmlformats.org/officeDocument/2006/bibliography"/>
   </ds:schemaRefs>

--- a/pages/pg/proc/tmp_doc_client_one_m.docx
+++ b/pages/pg/proc/tmp_doc_client_one_m.docx
@@ -869,20 +869,15 @@
       </w:r>
       <w:r>
         <w:rPr>
-          <w:rFonts w:ascii="Tahoma" w:eastAsia="Tahoma" w:hAnsi="Tahoma" w:cs="Tahoma"/>
-          <w:sz w:val="16"/>
-        </w:rPr>
-        <w:t>,</w:t>
-      </w:r>
-      <w:r>
-        <w:rPr>
-          <w:rFonts w:ascii="Tahoma" w:eastAsia="Times New Roman" w:hAnsi="Tahoma" w:cs="Tahoma"/>
-          <w:sz w:val="16"/>
-          <w:szCs w:val="16"/>
-          <w:lang w:eastAsia="ru-RU"/>
-        </w:rPr>
-        <w:t>, БЕЗ  НДС согласно  п.п.3.12  п.3  ст.286 НК РБ</w:t>
-      </w:r>
+          <w:rFonts w:ascii="Tahoma" w:eastAsia="Times New Roman" w:hAnsi="Tahoma" w:cs="Tahoma"/>
+          <w:sz w:val="16"/>
+          <w:szCs w:val="16"/>
+          <w:lang w:eastAsia="ru-RU"/>
+        </w:rPr>
+        <w:t xml:space="preserve"> БЕЗ  НДС</w:t>
+      </w:r>
+      <w:bookmarkStart w:id="0" w:name="_GoBack"/>
+      <w:bookmarkEnd w:id="0"/>
       <w:r>
         <w:rPr>
           <w:rFonts w:ascii="Tahoma" w:eastAsia="Times New Roman" w:hAnsi="Tahoma" w:cs="Tahoma"/>
@@ -3418,8 +3413,6 @@
         </w:rPr>
         <w:t>Договор вступает в силу с момента его подписания и действует до полного исполнениями Сторонами принятых на себя по настоящему договору обязательств</w:t>
       </w:r>
-      <w:bookmarkStart w:id="0" w:name="_GoBack"/>
-      <w:bookmarkEnd w:id="0"/>
       <w:r>
         <w:rPr>
           <w:rFonts w:ascii="Tahoma" w:eastAsia="Times New Roman" w:hAnsi="Tahoma" w:cs="Tahoma"/>
@@ -5896,7 +5889,7 @@
 </file>
 
 <file path=customXml/itemProps1.xml><?xml version="1.0" encoding="utf-8"?>
-<ds:datastoreItem xmlns:ds="http://schemas.openxmlformats.org/officeDocument/2006/customXml" ds:itemID="{3E2B3F2A-3FF7-4CCE-A66A-6BD28ADFAEFB}">
+<ds:datastoreItem xmlns:ds="http://schemas.openxmlformats.org/officeDocument/2006/customXml" ds:itemID="{52DCB77D-A6EF-4DB3-8415-2D57FABFB8D7}">
   <ds:schemaRefs>
     <ds:schemaRef ds:uri="http://schemas.openxmlformats.org/officeDocument/2006/bibliography"/>
   </ds:schemaRefs>

--- a/pages/pg/proc/tmp_doc_client_one_m.docx
+++ b/pages/pg/proc/tmp_doc_client_one_m.docx
@@ -1,6 +1,6 @@
 
 <file path=word/document.xml><?xml version="1.0" encoding="utf-8"?>
-<w:document xmlns:wpc="http://schemas.microsoft.com/office/word/2010/wordprocessingCanvas" xmlns:cx="http://schemas.microsoft.com/office/drawing/2014/chartex" xmlns:cx1="http://schemas.microsoft.com/office/drawing/2015/9/8/chartex" xmlns:cx2="http://schemas.microsoft.com/office/drawing/2015/10/21/chartex" xmlns:cx3="http://schemas.microsoft.com/office/drawing/2016/5/9/chartex" xmlns:cx4="http://schemas.microsoft.com/office/drawing/2016/5/10/chartex" xmlns:cx5="http://schemas.microsoft.com/office/drawing/2016/5/11/chartex" xmlns:cx6="http://schemas.microsoft.com/office/drawing/2016/5/12/chartex" xmlns:cx7="http://schemas.microsoft.com/office/drawing/2016/5/13/chartex" xmlns:cx8="http://schemas.microsoft.com/office/drawing/2016/5/14/chartex" xmlns:mc="http://schemas.openxmlformats.org/markup-compatibility/2006" xmlns:aink="http://schemas.microsoft.com/office/drawing/2016/ink" xmlns:am3d="http://schemas.microsoft.com/office/drawing/2017/model3d" xmlns:o="urn:schemas-microsoft-com:office:office" xmlns:r="http://schemas.openxmlformats.org/officeDocument/2006/relationships" xmlns:m="http://schemas.openxmlformats.org/officeDocument/2006/math" xmlns:v="urn:schemas-microsoft-com:vml" xmlns:wp14="http://schemas.microsoft.com/office/word/2010/wordprocessingDrawing" xmlns:wp="http://schemas.openxmlformats.org/drawingml/2006/wordprocessingDrawing" xmlns:w10="urn:schemas-microsoft-com:office:word" xmlns:w="http://schemas.openxmlformats.org/wordprocessingml/2006/main" xmlns:w14="http://schemas.microsoft.com/office/word/2010/wordml" xmlns:w15="http://schemas.microsoft.com/office/word/2012/wordml" xmlns:w16cid="http://schemas.microsoft.com/office/word/2016/wordml/cid" xmlns:w16se="http://schemas.microsoft.com/office/word/2015/wordml/symex" xmlns:wpg="http://schemas.microsoft.com/office/word/2010/wordprocessingGroup" xmlns:wpi="http://schemas.microsoft.com/office/word/2010/wordprocessingInk" xmlns:wne="http://schemas.microsoft.com/office/word/2006/wordml" xmlns:wps="http://schemas.microsoft.com/office/word/2010/wordprocessingShape" mc:Ignorable="w14 w15 w16se w16cid wp14">
+<w:document xmlns:wpc="http://schemas.microsoft.com/office/word/2010/wordprocessingCanvas" xmlns:cx="http://schemas.microsoft.com/office/drawing/2014/chartex" xmlns:cx1="http://schemas.microsoft.com/office/drawing/2015/9/8/chartex" xmlns:cx2="http://schemas.microsoft.com/office/drawing/2015/10/21/chartex" xmlns:cx3="http://schemas.microsoft.com/office/drawing/2016/5/9/chartex" xmlns:cx4="http://schemas.microsoft.com/office/drawing/2016/5/10/chartex" xmlns:cx5="http://schemas.microsoft.com/office/drawing/2016/5/11/chartex" xmlns:cx6="http://schemas.microsoft.com/office/drawing/2016/5/12/chartex" xmlns:cx7="http://schemas.microsoft.com/office/drawing/2016/5/13/chartex" xmlns:cx8="http://schemas.microsoft.com/office/drawing/2016/5/14/chartex" xmlns:mc="http://schemas.openxmlformats.org/markup-compatibility/2006" xmlns:aink="http://schemas.microsoft.com/office/drawing/2016/ink" xmlns:am3d="http://schemas.microsoft.com/office/drawing/2017/model3d" xmlns:o="urn:schemas-microsoft-com:office:office" xmlns:oel="http://schemas.microsoft.com/office/2019/extlst" xmlns:r="http://schemas.openxmlformats.org/officeDocument/2006/relationships" xmlns:m="http://schemas.openxmlformats.org/officeDocument/2006/math" xmlns:v="urn:schemas-microsoft-com:vml" xmlns:wp14="http://schemas.microsoft.com/office/word/2010/wordprocessingDrawing" xmlns:wp="http://schemas.openxmlformats.org/drawingml/2006/wordprocessingDrawing" xmlns:w10="urn:schemas-microsoft-com:office:word" xmlns:w="http://schemas.openxmlformats.org/wordprocessingml/2006/main" xmlns:w14="http://schemas.microsoft.com/office/word/2010/wordml" xmlns:w15="http://schemas.microsoft.com/office/word/2012/wordml" xmlns:w16cex="http://schemas.microsoft.com/office/word/2018/wordml/cex" xmlns:w16cid="http://schemas.microsoft.com/office/word/2016/wordml/cid" xmlns:w16="http://schemas.microsoft.com/office/word/2018/wordml" xmlns:w16du="http://schemas.microsoft.com/office/word/2023/wordml/word16du" xmlns:w16sdtdh="http://schemas.microsoft.com/office/word/2020/wordml/sdtdatahash" xmlns:w16se="http://schemas.microsoft.com/office/word/2015/wordml/symex" xmlns:wpg="http://schemas.microsoft.com/office/word/2010/wordprocessingGroup" xmlns:wpi="http://schemas.microsoft.com/office/word/2010/wordprocessingInk" xmlns:wne="http://schemas.microsoft.com/office/word/2006/wordml" xmlns:wps="http://schemas.microsoft.com/office/word/2010/wordprocessingShape" mc:Ignorable="w14 w15 w16se w16cid w16 w16cex w16sdtdh w16du wp14">
   <w:body>
     <w:p>
       <w:pPr>
@@ -130,7 +130,16 @@
           <w:szCs w:val="16"/>
           <w:lang w:eastAsia="ru-RU"/>
         </w:rPr>
-        <w:t xml:space="preserve">Частное предприятие </w:t>
+        <w:t>Общество с ограниченной ответственностью</w:t>
+      </w:r>
+      <w:r>
+        <w:rPr>
+          <w:rFonts w:ascii="Tahoma" w:eastAsia="Times New Roman" w:hAnsi="Tahoma" w:cs="Tahoma"/>
+          <w:sz w:val="16"/>
+          <w:szCs w:val="16"/>
+          <w:lang w:eastAsia="ru-RU"/>
+        </w:rPr>
+        <w:t xml:space="preserve"> </w:t>
       </w:r>
       <w:r>
         <w:rPr>
@@ -876,8 +885,6 @@
         </w:rPr>
         <w:t xml:space="preserve"> БЕЗ  НДС</w:t>
       </w:r>
-      <w:bookmarkStart w:id="0" w:name="_GoBack"/>
-      <w:bookmarkEnd w:id="0"/>
       <w:r>
         <w:rPr>
           <w:rFonts w:ascii="Tahoma" w:eastAsia="Times New Roman" w:hAnsi="Tahoma" w:cs="Tahoma"/>
@@ -3756,126 +3763,6 @@
           <w:lang w:eastAsia="ru-RU"/>
         </w:rPr>
       </w:pPr>
-      <w:r>
-        <w:rPr>
-          <w:rFonts w:ascii="Georgia" w:hAnsi="Georgia"/>
-          <w:noProof/>
-          <w:color w:val="333333"/>
-          <w:shd w:val="clear" w:color="auto" w:fill="FFFFFF"/>
-        </w:rPr>
-        <w:drawing>
-          <wp:anchor distT="0" distB="0" distL="114300" distR="114300" simplePos="0" relativeHeight="251658240" behindDoc="1" locked="0" layoutInCell="1" allowOverlap="1" wp14:anchorId="4C5ABFCA" wp14:editId="7EA73862">
-            <wp:simplePos x="0" y="0"/>
-            <wp:positionH relativeFrom="column">
-              <wp:posOffset>612566</wp:posOffset>
-            </wp:positionH>
-            <wp:positionV relativeFrom="paragraph">
-              <wp:posOffset>2446096</wp:posOffset>
-            </wp:positionV>
-            <wp:extent cx="968991" cy="471022"/>
-            <wp:effectExtent l="0" t="0" r="3175" b="5715"/>
-            <wp:wrapNone/>
-            <wp:docPr id="2" name="Рисунок 2"/>
-            <wp:cNvGraphicFramePr>
-              <a:graphicFrameLocks xmlns:a="http://schemas.openxmlformats.org/drawingml/2006/main" noChangeAspect="1"/>
-            </wp:cNvGraphicFramePr>
-            <a:graphic xmlns:a="http://schemas.openxmlformats.org/drawingml/2006/main">
-              <a:graphicData uri="http://schemas.openxmlformats.org/drawingml/2006/picture">
-                <pic:pic xmlns:pic="http://schemas.openxmlformats.org/drawingml/2006/picture">
-                  <pic:nvPicPr>
-                    <pic:cNvPr id="2" name="Подпись Мякишев.png"/>
-                    <pic:cNvPicPr/>
-                  </pic:nvPicPr>
-                  <pic:blipFill>
-                    <a:blip r:embed="rId5" cstate="print">
-                      <a:extLst>
-                        <a:ext uri="{28A0092B-C50C-407E-A947-70E740481C1C}">
-                          <a14:useLocalDpi xmlns:a14="http://schemas.microsoft.com/office/drawing/2010/main" val="0"/>
-                        </a:ext>
-                      </a:extLst>
-                    </a:blip>
-                    <a:stretch>
-                      <a:fillRect/>
-                    </a:stretch>
-                  </pic:blipFill>
-                  <pic:spPr>
-                    <a:xfrm>
-                      <a:off x="0" y="0"/>
-                      <a:ext cx="968991" cy="471022"/>
-                    </a:xfrm>
-                    <a:prstGeom prst="rect">
-                      <a:avLst/>
-                    </a:prstGeom>
-                  </pic:spPr>
-                </pic:pic>
-              </a:graphicData>
-            </a:graphic>
-            <wp14:sizeRelH relativeFrom="margin">
-              <wp14:pctWidth>0</wp14:pctWidth>
-            </wp14:sizeRelH>
-            <wp14:sizeRelV relativeFrom="margin">
-              <wp14:pctHeight>0</wp14:pctHeight>
-            </wp14:sizeRelV>
-          </wp:anchor>
-        </w:drawing>
-      </w:r>
-      <w:r>
-        <w:rPr>
-          <w:rFonts w:ascii="Georgia" w:hAnsi="Georgia"/>
-          <w:noProof/>
-          <w:color w:val="333333"/>
-          <w:shd w:val="clear" w:color="auto" w:fill="FFFFFF"/>
-        </w:rPr>
-        <w:drawing>
-          <wp:anchor distT="0" distB="0" distL="114300" distR="114300" simplePos="0" relativeHeight="251659264" behindDoc="1" locked="0" layoutInCell="1" allowOverlap="1" wp14:anchorId="09986F9B" wp14:editId="182DE0F6">
-            <wp:simplePos x="0" y="0"/>
-            <wp:positionH relativeFrom="column">
-              <wp:posOffset>1076666</wp:posOffset>
-            </wp:positionH>
-            <wp:positionV relativeFrom="paragraph">
-              <wp:posOffset>1833718</wp:posOffset>
-            </wp:positionV>
-            <wp:extent cx="1368425" cy="1343660"/>
-            <wp:effectExtent l="0" t="0" r="3175" b="8890"/>
-            <wp:wrapNone/>
-            <wp:docPr id="1" name="Рисунок 1"/>
-            <wp:cNvGraphicFramePr>
-              <a:graphicFrameLocks xmlns:a="http://schemas.openxmlformats.org/drawingml/2006/main" noChangeAspect="1"/>
-            </wp:cNvGraphicFramePr>
-            <a:graphic xmlns:a="http://schemas.openxmlformats.org/drawingml/2006/main">
-              <a:graphicData uri="http://schemas.openxmlformats.org/drawingml/2006/picture">
-                <pic:pic xmlns:pic="http://schemas.openxmlformats.org/drawingml/2006/picture">
-                  <pic:nvPicPr>
-                    <pic:cNvPr id="1" name="Печать ЧУП.png"/>
-                    <pic:cNvPicPr/>
-                  </pic:nvPicPr>
-                  <pic:blipFill>
-                    <a:blip r:embed="rId6" cstate="print">
-                      <a:extLst>
-                        <a:ext uri="{28A0092B-C50C-407E-A947-70E740481C1C}">
-                          <a14:useLocalDpi xmlns:a14="http://schemas.microsoft.com/office/drawing/2010/main" val="0"/>
-                        </a:ext>
-                      </a:extLst>
-                    </a:blip>
-                    <a:stretch>
-                      <a:fillRect/>
-                    </a:stretch>
-                  </pic:blipFill>
-                  <pic:spPr>
-                    <a:xfrm>
-                      <a:off x="0" y="0"/>
-                      <a:ext cx="1368425" cy="1343660"/>
-                    </a:xfrm>
-                    <a:prstGeom prst="rect">
-                      <a:avLst/>
-                    </a:prstGeom>
-                  </pic:spPr>
-                </pic:pic>
-              </a:graphicData>
-            </a:graphic>
-          </wp:anchor>
-        </w:drawing>
-      </w:r>
       <w:r>
         <w:rPr>
           <w:rFonts w:ascii="Tahoma" w:eastAsia="Times New Roman" w:hAnsi="Tahoma" w:cs="Tahoma"/>
@@ -4004,7 +3891,27 @@
                 <w:szCs w:val="16"/>
                 <w:lang w:eastAsia="ru-RU"/>
               </w:rPr>
-              <w:t xml:space="preserve">Частное Предприятие «Мечта клиента» </w:t>
+              <w:t>Общество с ограниченной ответственностью</w:t>
+            </w:r>
+            <w:r>
+              <w:rPr>
+                <w:rFonts w:ascii="Tahoma" w:eastAsia="Times New Roman" w:hAnsi="Tahoma" w:cs="Tahoma"/>
+                <w:color w:val="000000"/>
+                <w:sz w:val="16"/>
+                <w:szCs w:val="16"/>
+                <w:lang w:eastAsia="ru-RU"/>
+              </w:rPr>
+              <w:t xml:space="preserve"> </w:t>
+            </w:r>
+            <w:r>
+              <w:rPr>
+                <w:rFonts w:ascii="Tahoma" w:eastAsia="Times New Roman" w:hAnsi="Tahoma" w:cs="Tahoma"/>
+                <w:color w:val="000000"/>
+                <w:sz w:val="16"/>
+                <w:szCs w:val="16"/>
+                <w:lang w:eastAsia="ru-RU"/>
+              </w:rPr>
+              <w:t xml:space="preserve">«Мечта клиента» </w:t>
             </w:r>
           </w:p>
           <w:p>
@@ -4082,29 +3989,7 @@
                 <w:szCs w:val="16"/>
                 <w:lang w:eastAsia="ru-RU"/>
               </w:rPr>
-              <w:t>ОАО «</w:t>
-            </w:r>
-            <w:proofErr w:type="spellStart"/>
-            <w:r>
-              <w:rPr>
-                <w:rFonts w:ascii="Tahoma" w:eastAsia="Times New Roman" w:hAnsi="Tahoma" w:cs="Tahoma"/>
-                <w:color w:val="000000"/>
-                <w:sz w:val="16"/>
-                <w:szCs w:val="16"/>
-                <w:lang w:eastAsia="ru-RU"/>
-              </w:rPr>
-              <w:t>Белгазпромбанк</w:t>
-            </w:r>
-            <w:proofErr w:type="spellEnd"/>
-            <w:r>
-              <w:rPr>
-                <w:rFonts w:ascii="Tahoma" w:eastAsia="Times New Roman" w:hAnsi="Tahoma" w:cs="Tahoma"/>
-                <w:color w:val="000000"/>
-                <w:sz w:val="16"/>
-                <w:szCs w:val="16"/>
-                <w:lang w:eastAsia="ru-RU"/>
-              </w:rPr>
-              <w:t xml:space="preserve">», BIC: OLMPBY2X, </w:t>
+              <w:t xml:space="preserve">ОАО «Белгазпромбанк», BIC: OLMPBY2X, </w:t>
             </w:r>
           </w:p>
           <w:p>
@@ -4346,6 +4231,63 @@
                 <w:lang w:eastAsia="ru-RU"/>
               </w:rPr>
             </w:pPr>
+            <w:r>
+              <w:rPr>
+                <w:rFonts w:ascii="Georgia" w:hAnsi="Georgia"/>
+                <w:noProof/>
+                <w:color w:val="333333"/>
+                <w:shd w:val="clear" w:color="auto" w:fill="FFFFFF"/>
+              </w:rPr>
+              <w:drawing>
+                <wp:anchor distT="0" distB="0" distL="114300" distR="114300" simplePos="0" relativeHeight="251659264" behindDoc="1" locked="0" layoutInCell="1" allowOverlap="1" wp14:anchorId="09986F9B" wp14:editId="5E79F213">
+                  <wp:simplePos x="0" y="0"/>
+                  <wp:positionH relativeFrom="column">
+                    <wp:posOffset>1264920</wp:posOffset>
+                  </wp:positionH>
+                  <wp:positionV relativeFrom="paragraph">
+                    <wp:posOffset>12700</wp:posOffset>
+                  </wp:positionV>
+                  <wp:extent cx="1368425" cy="1343660"/>
+                  <wp:effectExtent l="0" t="0" r="3175" b="8890"/>
+                  <wp:wrapNone/>
+                  <wp:docPr id="1" name="Рисунок 1"/>
+                  <wp:cNvGraphicFramePr>
+                    <a:graphicFrameLocks xmlns:a="http://schemas.openxmlformats.org/drawingml/2006/main" noChangeAspect="1"/>
+                  </wp:cNvGraphicFramePr>
+                  <a:graphic xmlns:a="http://schemas.openxmlformats.org/drawingml/2006/main">
+                    <a:graphicData uri="http://schemas.openxmlformats.org/drawingml/2006/picture">
+                      <pic:pic xmlns:pic="http://schemas.openxmlformats.org/drawingml/2006/picture">
+                        <pic:nvPicPr>
+                          <pic:cNvPr id="1" name="Печать ЧУП.png"/>
+                          <pic:cNvPicPr/>
+                        </pic:nvPicPr>
+                        <pic:blipFill>
+                          <a:blip r:embed="rId5" cstate="print">
+                            <a:extLst>
+                              <a:ext uri="{28A0092B-C50C-407E-A947-70E740481C1C}">
+                                <a14:useLocalDpi xmlns:a14="http://schemas.microsoft.com/office/drawing/2010/main" val="0"/>
+                              </a:ext>
+                            </a:extLst>
+                          </a:blip>
+                          <a:stretch>
+                            <a:fillRect/>
+                          </a:stretch>
+                        </pic:blipFill>
+                        <pic:spPr>
+                          <a:xfrm>
+                            <a:off x="0" y="0"/>
+                            <a:ext cx="1368425" cy="1343660"/>
+                          </a:xfrm>
+                          <a:prstGeom prst="rect">
+                            <a:avLst/>
+                          </a:prstGeom>
+                        </pic:spPr>
+                      </pic:pic>
+                    </a:graphicData>
+                  </a:graphic>
+                </wp:anchor>
+              </w:drawing>
+            </w:r>
           </w:p>
           <w:p>
             <w:pPr>
@@ -4431,6 +4373,69 @@
             </w:pPr>
             <w:r>
               <w:rPr>
+                <w:rFonts w:ascii="Georgia" w:hAnsi="Georgia"/>
+                <w:noProof/>
+                <w:color w:val="333333"/>
+                <w:shd w:val="clear" w:color="auto" w:fill="FFFFFF"/>
+              </w:rPr>
+              <w:drawing>
+                <wp:anchor distT="0" distB="0" distL="114300" distR="114300" simplePos="0" relativeHeight="251658240" behindDoc="1" locked="0" layoutInCell="1" allowOverlap="1" wp14:anchorId="4C5ABFCA" wp14:editId="4C8DEAFB">
+                  <wp:simplePos x="0" y="0"/>
+                  <wp:positionH relativeFrom="column">
+                    <wp:posOffset>819785</wp:posOffset>
+                  </wp:positionH>
+                  <wp:positionV relativeFrom="paragraph">
+                    <wp:posOffset>115570</wp:posOffset>
+                  </wp:positionV>
+                  <wp:extent cx="968375" cy="470535"/>
+                  <wp:effectExtent l="0" t="0" r="3175" b="5715"/>
+                  <wp:wrapNone/>
+                  <wp:docPr id="2" name="Рисунок 2"/>
+                  <wp:cNvGraphicFramePr>
+                    <a:graphicFrameLocks xmlns:a="http://schemas.openxmlformats.org/drawingml/2006/main" noChangeAspect="1"/>
+                  </wp:cNvGraphicFramePr>
+                  <a:graphic xmlns:a="http://schemas.openxmlformats.org/drawingml/2006/main">
+                    <a:graphicData uri="http://schemas.openxmlformats.org/drawingml/2006/picture">
+                      <pic:pic xmlns:pic="http://schemas.openxmlformats.org/drawingml/2006/picture">
+                        <pic:nvPicPr>
+                          <pic:cNvPr id="2" name="Подпись Мякишев.png"/>
+                          <pic:cNvPicPr/>
+                        </pic:nvPicPr>
+                        <pic:blipFill>
+                          <a:blip r:embed="rId6" cstate="print">
+                            <a:extLst>
+                              <a:ext uri="{28A0092B-C50C-407E-A947-70E740481C1C}">
+                                <a14:useLocalDpi xmlns:a14="http://schemas.microsoft.com/office/drawing/2010/main" val="0"/>
+                              </a:ext>
+                            </a:extLst>
+                          </a:blip>
+                          <a:stretch>
+                            <a:fillRect/>
+                          </a:stretch>
+                        </pic:blipFill>
+                        <pic:spPr>
+                          <a:xfrm>
+                            <a:off x="0" y="0"/>
+                            <a:ext cx="968375" cy="470535"/>
+                          </a:xfrm>
+                          <a:prstGeom prst="rect">
+                            <a:avLst/>
+                          </a:prstGeom>
+                        </pic:spPr>
+                      </pic:pic>
+                    </a:graphicData>
+                  </a:graphic>
+                  <wp14:sizeRelH relativeFrom="margin">
+                    <wp14:pctWidth>0</wp14:pctWidth>
+                  </wp14:sizeRelH>
+                  <wp14:sizeRelV relativeFrom="margin">
+                    <wp14:pctHeight>0</wp14:pctHeight>
+                  </wp14:sizeRelV>
+                </wp:anchor>
+              </w:drawing>
+            </w:r>
+            <w:r>
+              <w:rPr>
                 <w:rFonts w:ascii="Tahoma" w:eastAsia="Times New Roman" w:hAnsi="Tahoma" w:cs="Tahoma"/>
                 <w:color w:val="000000"/>
                 <w:sz w:val="16"/>
@@ -4447,9 +4452,16 @@
                 <w:szCs w:val="16"/>
                 <w:lang w:eastAsia="ru-RU"/>
               </w:rPr>
-              <w:t>Частное предприятие</w:t>
+              <w:t>Общество с ограниченной ответственностью</w:t>
             </w:r>
-            <w:r>
+          </w:p>
+          <w:p>
+            <w:pPr>
+              <w:tabs>
+                <w:tab w:val="left" w:pos="540"/>
+              </w:tabs>
+              <w:spacing w:after="0" w:line="240" w:lineRule="auto"/>
+              <w:jc w:val="both"/>
               <w:rPr>
                 <w:rFonts w:ascii="Tahoma" w:eastAsia="Times New Roman" w:hAnsi="Tahoma" w:cs="Tahoma"/>
                 <w:color w:val="000000"/>
@@ -4457,8 +4469,7 @@
                 <w:szCs w:val="16"/>
                 <w:lang w:eastAsia="ru-RU"/>
               </w:rPr>
-              <w:t xml:space="preserve"> </w:t>
-            </w:r>
+            </w:pPr>
             <w:r>
               <w:rPr>
                 <w:rFonts w:ascii="Tahoma" w:eastAsia="Times New Roman" w:hAnsi="Tahoma" w:cs="Tahoma"/>
@@ -5084,7 +5095,7 @@
 </file>
 
 <file path=word/styles.xml><?xml version="1.0" encoding="utf-8"?>
-<w:styles xmlns:mc="http://schemas.openxmlformats.org/markup-compatibility/2006" xmlns:r="http://schemas.openxmlformats.org/officeDocument/2006/relationships" xmlns:w="http://schemas.openxmlformats.org/wordprocessingml/2006/main" xmlns:w14="http://schemas.microsoft.com/office/word/2010/wordml" xmlns:w15="http://schemas.microsoft.com/office/word/2012/wordml" xmlns:w16cid="http://schemas.microsoft.com/office/word/2016/wordml/cid" xmlns:w16se="http://schemas.microsoft.com/office/word/2015/wordml/symex" mc:Ignorable="w14 w15 w16se w16cid">
+<w:styles xmlns:mc="http://schemas.openxmlformats.org/markup-compatibility/2006" xmlns:r="http://schemas.openxmlformats.org/officeDocument/2006/relationships" xmlns:w="http://schemas.openxmlformats.org/wordprocessingml/2006/main" xmlns:w14="http://schemas.microsoft.com/office/word/2010/wordml" xmlns:w15="http://schemas.microsoft.com/office/word/2012/wordml" xmlns:w16cex="http://schemas.microsoft.com/office/word/2018/wordml/cex" xmlns:w16cid="http://schemas.microsoft.com/office/word/2016/wordml/cid" xmlns:w16="http://schemas.microsoft.com/office/word/2018/wordml" xmlns:w16du="http://schemas.microsoft.com/office/word/2023/wordml/word16du" xmlns:w16sdtdh="http://schemas.microsoft.com/office/word/2020/wordml/sdtdatahash" xmlns:w16se="http://schemas.microsoft.com/office/word/2015/wordml/symex" mc:Ignorable="w14 w15 w16se w16cid w16 w16cex w16sdtdh w16du">
   <w:docDefaults>
     <w:rPrDefault>
       <w:rPr>

--- a/pages/pg/proc/tmp_doc_client_one_m.docx
+++ b/pages/pg/proc/tmp_doc_client_one_m.docx
@@ -3891,17 +3891,7 @@
                 <w:szCs w:val="16"/>
                 <w:lang w:eastAsia="ru-RU"/>
               </w:rPr>
-              <w:t>Общество с ограниченной ответственностью</w:t>
-            </w:r>
-            <w:r>
-              <w:rPr>
-                <w:rFonts w:ascii="Tahoma" w:eastAsia="Times New Roman" w:hAnsi="Tahoma" w:cs="Tahoma"/>
-                <w:color w:val="000000"/>
-                <w:sz w:val="16"/>
-                <w:szCs w:val="16"/>
-                <w:lang w:eastAsia="ru-RU"/>
-              </w:rPr>
-              <w:t xml:space="preserve"> </w:t>
+              <w:t xml:space="preserve">Общество с ограниченной ответственностью </w:t>
             </w:r>
             <w:r>
               <w:rPr>
@@ -4239,16 +4229,16 @@
                 <w:shd w:val="clear" w:color="auto" w:fill="FFFFFF"/>
               </w:rPr>
               <w:drawing>
-                <wp:anchor distT="0" distB="0" distL="114300" distR="114300" simplePos="0" relativeHeight="251659264" behindDoc="1" locked="0" layoutInCell="1" allowOverlap="1" wp14:anchorId="09986F9B" wp14:editId="5E79F213">
+                <wp:anchor distT="0" distB="0" distL="114300" distR="114300" simplePos="0" relativeHeight="251659264" behindDoc="1" locked="0" layoutInCell="1" allowOverlap="1" wp14:anchorId="09986F9B" wp14:editId="798AECF9">
                   <wp:simplePos x="0" y="0"/>
                   <wp:positionH relativeFrom="column">
-                    <wp:posOffset>1264920</wp:posOffset>
+                    <wp:posOffset>1279842</wp:posOffset>
                   </wp:positionH>
                   <wp:positionV relativeFrom="paragraph">
-                    <wp:posOffset>12700</wp:posOffset>
+                    <wp:posOffset>16510</wp:posOffset>
                   </wp:positionV>
-                  <wp:extent cx="1368425" cy="1343660"/>
-                  <wp:effectExtent l="0" t="0" r="3175" b="8890"/>
+                  <wp:extent cx="1343660" cy="1343660"/>
+                  <wp:effectExtent l="0" t="0" r="8890" b="8890"/>
                   <wp:wrapNone/>
                   <wp:docPr id="1" name="Рисунок 1"/>
                   <wp:cNvGraphicFramePr>
@@ -4258,7 +4248,7 @@
                     <a:graphicData uri="http://schemas.openxmlformats.org/drawingml/2006/picture">
                       <pic:pic xmlns:pic="http://schemas.openxmlformats.org/drawingml/2006/picture">
                         <pic:nvPicPr>
-                          <pic:cNvPr id="1" name="Печать ЧУП.png"/>
+                          <pic:cNvPr id="1" name="Рисунок 1"/>
                           <pic:cNvPicPr/>
                         </pic:nvPicPr>
                         <pic:blipFill>
@@ -4276,7 +4266,7 @@
                         <pic:spPr>
                           <a:xfrm>
                             <a:off x="0" y="0"/>
-                            <a:ext cx="1368425" cy="1343660"/>
+                            <a:ext cx="1343660" cy="1343660"/>
                           </a:xfrm>
                           <a:prstGeom prst="rect">
                             <a:avLst/>
@@ -4285,6 +4275,9 @@
                       </pic:pic>
                     </a:graphicData>
                   </a:graphic>
+                  <wp14:sizeRelH relativeFrom="margin">
+                    <wp14:pctWidth>0</wp14:pctWidth>
+                  </wp14:sizeRelH>
                 </wp:anchor>
               </w:drawing>
             </w:r>

--- a/pages/pg/proc/tmp_doc_client_one_m.docx
+++ b/pages/pg/proc/tmp_doc_client_one_m.docx
@@ -176,7 +176,7 @@
           <w:szCs w:val="16"/>
           <w:shd w:val="clear" w:color="auto" w:fill="FFFFFF"/>
         </w:rPr>
-        <w:t>Мякишева Е.В.</w:t>
+        <w:t>Стельмаха Андрея Антоновича</w:t>
       </w:r>
       <w:r>
         <w:rPr>
@@ -4497,7 +4497,7 @@
                 <w:szCs w:val="16"/>
                 <w:lang w:eastAsia="ru-RU"/>
               </w:rPr>
-              <w:t>Мякишев Е.В.</w:t>
+              <w:t>Стельмах А.А.</w:t>
             </w:r>
           </w:p>
         </w:tc>
